--- a/checklist/pages/delivery-and-payment/delivery-and-payment.en.docx
+++ b/checklist/pages/delivery-and-payment/delivery-and-payment.en.docx
@@ -21,7 +21,7 @@
     </w:p>
     <w:p>
       <w:r>
-        <w:t>La Petite Bloom online store · LPB Sp. z o.o.</w:t>
+        <w:t>La Petite Bloom online store · LPB Sp. z o.o. · in force from 01.09.2026 · version 1.0</w:t>
       </w:r>
     </w:p>
     <w:p>
@@ -45,7 +45,7 @@
         <w:pStyle w:val="ListBullet"/>
       </w:pPr>
       <w:r>
-        <w:t>InPost / DPD courier — 17 zł; cash on delivery +20–23 zł</w:t>
+        <w:t>InPost / DPD courier — 17 zł; cash on delivery +23 zł</w:t>
       </w:r>
     </w:p>
     <w:p>
@@ -66,7 +66,7 @@
     </w:p>
     <w:p>
       <w:r>
-        <w:t>Delivery is free for orders paid in advance from 500 zł (parcel locker and courier). Cash on delivery is always payable additionally.</w:t>
+        <w:t>Delivery is free for orders paid in advance from 500 zł, counted from the cart value after discounts have been applied (parcel locker and courier). Cash on delivery is always payable additionally.</w:t>
       </w:r>
     </w:p>
     <w:p>
@@ -92,7 +92,7 @@
     </w:p>
     <w:p>
       <w:r>
-        <w:t>We dispatch within the European Union and beyond it. For Ukraine, Nova Poshta and Meest are available. For deliveries outside the EU, any customs duties and taxes are borne by the recipient of the shipment.</w:t>
+        <w:t>We dispatch within the European Union and beyond it. For deliveries outside the EU, any customs duties and taxes are borne by the recipient of the shipment.</w:t>
       </w:r>
     </w:p>
     <w:p>
